--- a/Bases de Datos II/Kit docente/Clase 15/Solucion Taller Clase 15 - VetCare.docx
+++ b/Bases de Datos II/Kit docente/Clase 15/Solucion Taller Clase 15 - VetCare.docx
@@ -1571,7 +1571,7 @@
           <w:color w:val="111111"/>
           <w:sz w:val="19"/>
         </w:rPr>
-        <w:t xml:space="preserve">        'https://drive.google.com/mi-entrega-vetcare.zip',</w:t>
+        <w:t xml:space="preserve">        'https://drive.google.com/mi-entrega-clinica.zip',</w:t>
       </w:r>
       <w:r>
         <w:br/>
@@ -14780,7 +14780,7 @@
                 <w:color w:val="111111"/>
                 <w:sz w:val="19"/>
               </w:rPr>
-              <w:t>app_vetcare</w:t>
+              <w:t>app_clinica</w:t>
             </w:r>
             <w:r>
               <w:rPr>
@@ -15371,7 +15371,7 @@
                 <w:color w:val="111111"/>
                 <w:sz w:val="19"/>
               </w:rPr>
-              <w:t>er_vetcare.png</w:t>
+              <w:t>er_clinica.png</w:t>
             </w:r>
             <w:r>
               <w:rPr>
@@ -15388,7 +15388,7 @@
                 <w:color w:val="111111"/>
                 <w:sz w:val="19"/>
               </w:rPr>
-              <w:t>er_vetcare.mmd</w:t>
+              <w:t>er_clinica.mmd</w:t>
             </w:r>
           </w:p>
         </w:tc>
@@ -15474,7 +15474,7 @@
                 <w:color w:val="111111"/>
                 <w:sz w:val="19"/>
               </w:rPr>
-              <w:t>informe_vetcare.pdf</w:t>
+              <w:t>informe_clinica.pdf</w:t>
             </w:r>
           </w:p>
         </w:tc>
@@ -16032,7 +16032,7 @@
                 <w:color w:val="111111"/>
                 <w:sz w:val="19"/>
               </w:rPr>
-              <w:t>er_vetcare.mmd</w:t>
+              <w:t>er_clinica.mmd</w:t>
             </w:r>
             <w:r>
               <w:rPr>
@@ -16111,7 +16111,7 @@
                 <w:color w:val="111111"/>
                 <w:sz w:val="19"/>
               </w:rPr>
-              <w:t>app_vetcare</w:t>
+              <w:t>app_clinica</w:t>
             </w:r>
             <w:r>
               <w:rPr>
@@ -19954,7 +19954,7 @@
           <w:color w:val="111111"/>
           <w:sz w:val="21"/>
         </w:rPr>
-        <w:t>app_vetcare</w:t>
+        <w:t>app_clinica</w:t>
       </w:r>
       <w:r>
         <w:rPr>

--- a/Bases de Datos II/Kit docente/Clase 15/Solucion Taller Clase 15 - VetCare.docx
+++ b/Bases de Datos II/Kit docente/Clase 15/Solucion Taller Clase 15 - VetCare.docx
@@ -1668,7 +1668,7 @@
           <w:color w:val="111111"/>
           <w:sz w:val="19"/>
         </w:rPr>
-        <w:t>-- Las restricciones CHECK van con NOMBRE propio, y no es cosmetica: el</w:t>
+        <w:t>-- Las restricciones CHECK van con NOMBRE propio, y no es un detalle de forma: el</w:t>
       </w:r>
       <w:r>
         <w:br/>
@@ -10649,7 +10649,7 @@
           <w:color w:val="111111"/>
           <w:sz w:val="19"/>
         </w:rPr>
-        <w:t>-- --     LEFT JOIN: las citas sin consulta son precisamente las accionables.</w:t>
+        <w:t>-- --     LEFT JOIN: las citas sin consulta son precisamente las que hay que atender.</w:t>
       </w:r>
       <w:r>
         <w:br/>
@@ -11680,7 +11680,7 @@
           <w:color w:val="111111"/>
           <w:sz w:val="19"/>
         </w:rPr>
-        <w:t>2026-09-08 sigue PROGRAMADA: es exactamente la fila accionable del reporte.</w:t>
+        <w:t>2026-09-08 sigue PROGRAMADA: es exactamente la fila que hay que atender del reporte.</w:t>
       </w:r>
     </w:p>
     <w:p>
@@ -12787,7 +12787,7 @@
           <w:color w:val="4A4A49"/>
           <w:sz w:val="22"/>
         </w:rPr>
-        <w:t xml:space="preserve"> Devuelve una fila por factura, no por mes, y con tres facturas parece plausible. La comprobacion es contar filas: si hay tantas filas como facturas, no se agrupo por mes.</w:t>
+        <w:t xml:space="preserve"> Devuelve una fila por factura, no por mes, y con tres facturas parece correcta. La comprobacion es contar filas: si hay tantas filas como facturas, no se agrupo por mes.</w:t>
       </w:r>
     </w:p>
     <w:p>
